--- a/assets/downloads/Ethical_Dilemma_Response.docx
+++ b/assets/downloads/Ethical_Dilemma_Response.docx
@@ -44,6 +44,21 @@
         <w:t>Justification as a Leader:</w:t>
         <w:br/>
         <w:t>My responsibility as a supervisor is to build trust, not just with my superiors, but with my team as well. Misrepresenting data can lead to misguided decisions and reduce accountability. Being transparent allows leadership to identify real issues and invest in long-term solutions.</w:t>
+      </w:r>
+    </w:p>
+    <w:p>
+      <w:r>
+        <w:br/>
+        <w:br/>
+        <w:t>References:</w:t>
+        <w:br/>
+        <w:t>[1] Association for Computing Machinery (ACM). (2022). ACM Code of Ethics and Professional Conduct. https://www.acm.org/code-of-ethics</w:t>
+        <w:br/>
+        <w:t>[2] American Psychological Association (APA). (2020). Publication Manual of the American Psychological Association (7th ed.).</w:t>
+        <w:br/>
+        <w:t>[3] U.S. Equal Employment Opportunity Commission. (2023). Laws Enforced by EEOC. https://www.eeoc.gov/laws-guidance</w:t>
+        <w:br/>
+        <w:t>[4] Hofstede Insights. (2023). Country Comparison. https://www.hofstede-insights.com/product/compare-countries/</w:t>
       </w:r>
     </w:p>
     <w:sectPr>
